--- a/Collatio/3/1. Textos/2. Limpios/3-H.docx
+++ b/Collatio/3/1. Textos/2. Limpios/3-H.docx
@@ -1,73 +1,73 @@
 
 <file path=word/document.xml><?xml version="1.0" encoding="utf-8"?>
-<w:document xmlns:wpc="http://schemas.microsoft.com/office/word/2010/wordprocessingCanvas" xmlns:cx="http://schemas.microsoft.com/office/drawing/2014/chartex" xmlns:cx1="http://schemas.microsoft.com/office/drawing/2015/9/8/chartex" xmlns:cx2="http://schemas.microsoft.com/office/drawing/2015/10/21/chartex" xmlns:cx3="http://schemas.microsoft.com/office/drawing/2016/5/9/chartex" xmlns:cx4="http://schemas.microsoft.com/office/drawing/2016/5/10/chartex" xmlns:cx5="http://schemas.microsoft.com/office/drawing/2016/5/11/chartex" xmlns:cx6="http://schemas.microsoft.com/office/drawing/2016/5/12/chartex" xmlns:cx7="http://schemas.microsoft.com/office/drawing/2016/5/13/chartex" xmlns:cx8="http://schemas.microsoft.com/office/drawing/2016/5/14/chartex" xmlns:mc="http://schemas.openxmlformats.org/markup-compatibility/2006" xmlns:aink="http://schemas.microsoft.com/office/drawing/2016/ink" xmlns:am3d="http://schemas.microsoft.com/office/drawing/2017/model3d" xmlns:o="urn:schemas-microsoft-com:office:office" xmlns:oel="http://schemas.microsoft.com/office/2019/extlst" xmlns:r="http://schemas.openxmlformats.org/officeDocument/2006/relationships" xmlns:m="http://schemas.openxmlformats.org/officeDocument/2006/math" xmlns:v="urn:schemas-microsoft-com:vml" xmlns:wp14="http://schemas.microsoft.com/office/word/2010/wordprocessingDrawing" xmlns:wp="http://schemas.openxmlformats.org/drawingml/2006/wordprocessingDrawing" xmlns:w10="urn:schemas-microsoft-com:office:word" xmlns:w="http://schemas.openxmlformats.org/wordprocessingml/2006/main" xmlns:w14="http://schemas.microsoft.com/office/word/2010/wordml" xmlns:w15="http://schemas.microsoft.com/office/word/2012/wordml" xmlns:w16cex="http://schemas.microsoft.com/office/word/2018/wordml/cex" xmlns:w16cid="http://schemas.microsoft.com/office/word/2016/wordml/cid" xmlns:w16="http://schemas.microsoft.com/office/word/2018/wordml" xmlns:w16sdtdh="http://schemas.microsoft.com/office/word/2020/wordml/sdtdatahash" xmlns:w16se="http://schemas.microsoft.com/office/word/2015/wordml/symex" xmlns:wpg="http://schemas.microsoft.com/office/word/2010/wordprocessingGroup" xmlns:wpi="http://schemas.microsoft.com/office/word/2010/wordprocessingInk" xmlns:wne="http://schemas.microsoft.com/office/word/2006/wordml" xmlns:wps="http://schemas.microsoft.com/office/word/2010/wordprocessingShape" mc:Ignorable="w14 w15 w16se w16cid w16 w16cex w16sdtdh wp14">
+<w:document xmlns:wpc="http://schemas.microsoft.com/office/word/2010/wordprocessingCanvas" xmlns:cx="http://schemas.microsoft.com/office/drawing/2014/chartex" xmlns:cx1="http://schemas.microsoft.com/office/drawing/2015/9/8/chartex" xmlns:cx2="http://schemas.microsoft.com/office/drawing/2015/10/21/chartex" xmlns:cx3="http://schemas.microsoft.com/office/drawing/2016/5/9/chartex" xmlns:cx4="http://schemas.microsoft.com/office/drawing/2016/5/10/chartex" xmlns:cx5="http://schemas.microsoft.com/office/drawing/2016/5/11/chartex" xmlns:cx6="http://schemas.microsoft.com/office/drawing/2016/5/12/chartex" xmlns:cx7="http://schemas.microsoft.com/office/drawing/2016/5/13/chartex" xmlns:cx8="http://schemas.microsoft.com/office/drawing/2016/5/14/chartex" xmlns:mc="http://schemas.openxmlformats.org/markup-compatibility/2006" xmlns:aink="http://schemas.microsoft.com/office/drawing/2016/ink" xmlns:am3d="http://schemas.microsoft.com/office/drawing/2017/model3d" xmlns:o="urn:schemas-microsoft-com:office:office" xmlns:oel="http://schemas.microsoft.com/office/2019/extlst" xmlns:r="http://schemas.openxmlformats.org/officeDocument/2006/relationships" xmlns:m="http://schemas.openxmlformats.org/officeDocument/2006/math" xmlns:v="urn:schemas-microsoft-com:vml" xmlns:wp14="http://schemas.microsoft.com/office/word/2010/wordprocessingDrawing" xmlns:wp="http://schemas.openxmlformats.org/drawingml/2006/wordprocessingDrawing" xmlns:w10="urn:schemas-microsoft-com:office:word" xmlns:w="http://schemas.openxmlformats.org/wordprocessingml/2006/main" xmlns:w14="http://schemas.microsoft.com/office/word/2010/wordml" xmlns:w15="http://schemas.microsoft.com/office/word/2012/wordml" xmlns:w16cex="http://schemas.microsoft.com/office/word/2018/wordml/cex" xmlns:w16cid="http://schemas.microsoft.com/office/word/2016/wordml/cid" xmlns:w16="http://schemas.microsoft.com/office/word/2018/wordml" xmlns:w16du="http://schemas.microsoft.com/office/word/2023/wordml/word16du" xmlns:w16sdtdh="http://schemas.microsoft.com/office/word/2020/wordml/sdtdatahash" xmlns:w16sdtfl="http://schemas.microsoft.com/office/word/2024/wordml/sdtformatlock" xmlns:w16se="http://schemas.microsoft.com/office/word/2015/wordml/symex" xmlns:wpg="http://schemas.microsoft.com/office/word/2010/wordprocessingGroup" xmlns:wpi="http://schemas.microsoft.com/office/word/2010/wordprocessingInk" xmlns:wne="http://schemas.microsoft.com/office/word/2006/wordml" xmlns:wps="http://schemas.microsoft.com/office/word/2010/wordprocessingShape" mc:Ignorable="w14 w15 w16se w16cid w16 w16cex w16sdtdh w16sdtfl w16du wp14">
   <w:body>
     <w:p>
       <w:pPr>
         <w:rPr>
-          <w:rFonts w:ascii="Garamond" w:hAnsi="Garamond"/>
+          <w:rFonts w:ascii="Brill" w:hAnsi="Brill"/>
         </w:rPr>
       </w:pPr>
       <w:r>
         <w:rPr>
-          <w:rFonts w:ascii="Garamond" w:hAnsi="Garamond"/>
+          <w:rFonts w:ascii="Brill" w:hAnsi="Brill"/>
         </w:rPr>
         <w:t xml:space="preserve">Pregunto el </w:t>
       </w:r>
       <w:r>
         <w:rPr>
-          <w:rFonts w:ascii="Garamond" w:hAnsi="Garamond"/>
+          <w:rFonts w:ascii="Brill" w:hAnsi="Brill"/>
         </w:rPr>
         <w:t>diciplo maestro ruego te que me digas quando dios vino a fazer el cielo e la tierra enantes que lo fiziese do estava el ca</w:t>
       </w:r>
       <w:r>
         <w:rPr>
-          <w:rFonts w:ascii="Garamond" w:hAnsi="Garamond"/>
+          <w:rFonts w:ascii="Brill" w:hAnsi="Brill"/>
           <w:lang w:val="es-ES"/>
         </w:rPr>
         <w:t xml:space="preserve"> </w:t>
       </w:r>
       <w:r>
         <w:rPr>
-          <w:rFonts w:ascii="Garamond" w:hAnsi="Garamond"/>
+          <w:rFonts w:ascii="Brill" w:hAnsi="Brill"/>
         </w:rPr>
         <w:t xml:space="preserve">pus del cielo e la tierra non era fecho non se en que logar pudiera estar respondio </w:t>
       </w:r>
       <w:r>
         <w:rPr>
-          <w:rFonts w:ascii="Garamond" w:hAnsi="Garamond"/>
+          <w:rFonts w:ascii="Brill" w:hAnsi="Brill"/>
           <w:lang w:val="es-ES"/>
         </w:rPr>
         <w:t>una d</w:t>
       </w:r>
       <w:r>
         <w:rPr>
-          <w:rFonts w:ascii="Garamond" w:hAnsi="Garamond"/>
+          <w:rFonts w:ascii="Brill" w:hAnsi="Brill"/>
         </w:rPr>
         <w:t>emanda feziste e muy grande e muy alta e quiero te responder a ella verdat es que dios lo fizo todo e el non estava en nada mas todo estava en el e por esta razon es dios ca si dios non se pudiese tener en el lugar donde pudiese estar firme luego seria dios menguado como otro ombre carnal nin avrie mayor poder que otro ombre mas el estava en todo e la obra qu el fizo estava en el como aquel que sabia aquello que avia de fazer e por esto dixo san</w:t>
       </w:r>
       <w:r>
         <w:rPr>
-          <w:rFonts w:ascii="Garamond" w:hAnsi="Garamond"/>
+          <w:rFonts w:ascii="Brill" w:hAnsi="Brill"/>
         </w:rPr>
         <w:t xml:space="preserve">t </w:t>
       </w:r>
       <w:r>
         <w:rPr>
-          <w:rFonts w:ascii="Garamond" w:hAnsi="Garamond"/>
+          <w:rFonts w:ascii="Brill" w:hAnsi="Brill"/>
           <w:lang w:val="es-ES"/>
         </w:rPr>
         <w:t>J</w:t>
       </w:r>
       <w:r>
         <w:rPr>
-          <w:rFonts w:ascii="Garamond" w:hAnsi="Garamond"/>
+          <w:rFonts w:ascii="Brill" w:hAnsi="Brill"/>
         </w:rPr>
         <w:t xml:space="preserve">uan apostol evangelista </w:t>
       </w:r>
       <w:r>
         <w:rPr>
-          <w:rFonts w:ascii="Garamond" w:hAnsi="Garamond"/>
+          <w:rFonts w:ascii="Brill" w:hAnsi="Brill"/>
           <w:color w:val="ED7D31" w:themeColor="accent2"/>
           <w:lang w:val="es-ES"/>
         </w:rPr>
@@ -75,14 +75,14 @@
       </w:r>
       <w:r>
         <w:rPr>
-          <w:rFonts w:ascii="Garamond" w:hAnsi="Garamond"/>
+          <w:rFonts w:ascii="Brill" w:hAnsi="Brill"/>
           <w:color w:val="ED7D31" w:themeColor="accent2"/>
         </w:rPr>
         <w:t>mnia opera p</w:t>
       </w:r>
       <w:r>
         <w:rPr>
-          <w:rFonts w:ascii="Garamond" w:hAnsi="Garamond"/>
+          <w:rFonts w:ascii="Brill" w:hAnsi="Brill"/>
           <w:color w:val="ED7D31" w:themeColor="accent2"/>
           <w:lang w:val="es-ES"/>
         </w:rPr>
@@ -90,7 +90,7 @@
       </w:r>
       <w:r>
         <w:rPr>
-          <w:rFonts w:ascii="Garamond" w:hAnsi="Garamond"/>
+          <w:rFonts w:ascii="Brill" w:hAnsi="Brill"/>
           <w:color w:val="ED7D31" w:themeColor="accent2"/>
         </w:rPr>
         <w:t>a sum et sine ipso factum est nichil</w:t>
@@ -107,7 +107,7 @@
 </file>
 
 <file path=word/styles.xml><?xml version="1.0" encoding="utf-8"?>
-<w:styles xmlns:mc="http://schemas.openxmlformats.org/markup-compatibility/2006" xmlns:r="http://schemas.openxmlformats.org/officeDocument/2006/relationships" xmlns:w="http://schemas.openxmlformats.org/wordprocessingml/2006/main" xmlns:w14="http://schemas.microsoft.com/office/word/2010/wordml" xmlns:w15="http://schemas.microsoft.com/office/word/2012/wordml" xmlns:w16cex="http://schemas.microsoft.com/office/word/2018/wordml/cex" xmlns:w16cid="http://schemas.microsoft.com/office/word/2016/wordml/cid" xmlns:w16="http://schemas.microsoft.com/office/word/2018/wordml" xmlns:w16sdtdh="http://schemas.microsoft.com/office/word/2020/wordml/sdtdatahash" xmlns:w16se="http://schemas.microsoft.com/office/word/2015/wordml/symex" mc:Ignorable="w14 w15 w16se w16cid w16 w16cex w16sdtdh">
+<w:styles xmlns:mc="http://schemas.openxmlformats.org/markup-compatibility/2006" xmlns:r="http://schemas.openxmlformats.org/officeDocument/2006/relationships" xmlns:w="http://schemas.openxmlformats.org/wordprocessingml/2006/main" xmlns:w14="http://schemas.microsoft.com/office/word/2010/wordml" xmlns:w15="http://schemas.microsoft.com/office/word/2012/wordml" xmlns:w16cex="http://schemas.microsoft.com/office/word/2018/wordml/cex" xmlns:w16cid="http://schemas.microsoft.com/office/word/2016/wordml/cid" xmlns:w16="http://schemas.microsoft.com/office/word/2018/wordml" xmlns:w16du="http://schemas.microsoft.com/office/word/2023/wordml/word16du" xmlns:w16sdtdh="http://schemas.microsoft.com/office/word/2020/wordml/sdtdatahash" xmlns:w16sdtfl="http://schemas.microsoft.com/office/word/2024/wordml/sdtformatlock" xmlns:w16se="http://schemas.microsoft.com/office/word/2015/wordml/symex" mc:Ignorable="w14 w15 w16se w16cid w16 w16cex w16sdtdh w16sdtfl w16du">
   <w:docDefaults>
     <w:rPrDefault>
       <w:rPr>
